--- a/tillsyn/A 30645-2025 tillsynsbegäran.docx
+++ b/tillsyn/A 30645-2025 tillsynsbegäran.docx
@@ -278,7 +278,7 @@
     <w:r>
       <w:tab/>
       <w:tab/>
-      <w:t>2026-06-18</w:t>
+      <w:t>2026-06-19</w:t>
       <w:br/>
       <w:br/>
     </w:r>

--- a/tillsyn/A 30645-2025 tillsynsbegäran.docx
+++ b/tillsyn/A 30645-2025 tillsynsbegäran.docx
@@ -278,7 +278,7 @@
     <w:r>
       <w:tab/>
       <w:tab/>
-      <w:t>2026-06-19</w:t>
+      <w:t>2026-06-20</w:t>
       <w:br/>
       <w:br/>
     </w:r>

--- a/tillsyn/A 30645-2025 tillsynsbegäran.docx
+++ b/tillsyn/A 30645-2025 tillsynsbegäran.docx
@@ -12,10 +12,7 @@
     </w:p>
     <w:p>
       <w:r>
-        <w:t>Detta dokument behandlar höga naturvärden i avverkningsanmälan A 30645-2025 i Umeå kommun som inkom 2025-06-23 och omfattar 1,5 ha.</w:t>
-      </w:r>
-      <w:r>
-        <w:t xml:space="preserve"> I Figur 1 visas fyndplatser för naturvårdsarter i området, som finns registrerade på Artportalen.</w:t>
+        <w:t>Denna tillsynsbegäran behandlar höga naturvärden i avverkningsanmälan A 30645-2025 i Umeå kommun som inkom 2025-06-23 och omfattar 1,5 ha.</w:t>
       </w:r>
     </w:p>
     <w:p>
@@ -25,7 +22,7 @@
       <w:r>
         <w:drawing>
           <wp:inline xmlns:a="http://schemas.openxmlformats.org/drawingml/2006/main" xmlns:pic="http://schemas.openxmlformats.org/drawingml/2006/picture">
-            <wp:extent cx="5125064" cy="5688000"/>
+            <wp:extent cx="5157501" cy="5724000"/>
             <wp:docPr id="1" name="Picture 1"/>
             <wp:cNvGraphicFramePr>
               <a:graphicFrameLocks noChangeAspect="1"/>
@@ -46,7 +43,7 @@
                   <pic:spPr>
                     <a:xfrm>
                       <a:off x="0" y="0"/>
-                      <a:ext cx="5125064" cy="5688000"/>
+                      <a:ext cx="5157501" cy="5724000"/>
                     </a:xfrm>
                     <a:prstGeom prst="rect"/>
                   </pic:spPr>
@@ -63,7 +60,20 @@
         <w:spacing w:after="240"/>
       </w:pPr>
       <w:r>
-        <w:t>Figur 1. Fyndplatser för naturvårdsarter inom 22 meter från avverkningsanmälan (röd linje). Inom parentes anges rödlistekategorier, S för signalarter, Tför typiska arter och fridlysningsparagrafer i artskyddsförordningen.Markörer utan svart kant är placerade på fyndplatsen. Markörer med svart kant är placerade vid sidan av fyndplatsen och har ett svart streck som visar fyndplatsens exakta position. Kartans mittpunktskoordinat är N 7089008, E 766288 i SWEREF 99 TM.</w:t>
+        <w:t>Figur 1. Fyndplatser för naturvårdsarter inom 22 meter från avverkningsanmälan. Markörer utan svart kant är placerade på fyndplatsen. Markörer med svart kant är placerade vid sidan av fyndplatsen har ett svart streck som visar fyndplatsens exakta position. Kartans mittpunktskoordinat är N 7089008, E 766288 i SWEREF 99 TM.</w:t>
+      </w:r>
+    </w:p>
+    <w:p>
+      <w:r>
+        <w:t>Inom 22 meter från avverkningsanmälan finns fynd av 3 naturvårdsarter, varav 1 är rödlistad, 2 är typiska (T) och 2 är signalarter (S): violettgrå tagellav (NT, T), bronshjon (S, T) och vågbandad barkbock (S). Se Figur 1.</w:t>
+      </w:r>
+    </w:p>
+    <w:p>
+      <w:pPr>
+        <w:pStyle w:val="Heading1"/>
+      </w:pPr>
+      <w:r>
+        <w:t>Tillsynsbegäran</w:t>
       </w:r>
     </w:p>
     <w:p>
@@ -77,26 +87,36 @@
       </w:r>
     </w:p>
     <w:p>
-      <w:r>
-        <w:t>Nedan beskrivs fynd av naturvårdsarter som gjorts i det avverkningsanmälda området.</w:t>
-      </w:r>
-    </w:p>
-    <w:p>
       <w:pPr>
         <w:pStyle w:val="Heading1"/>
       </w:pPr>
       <w:r>
-        <w:t>Naturvårdsarter</w:t>
+        <w:t>Naturvårdsarter och fridlysta arter</w:t>
       </w:r>
     </w:p>
     <w:p>
       <w:r>
-        <w:t>Inom 22 meter från avverkningsanmälan har följande 3 naturvårdsarter hittats: violettgrå tagellav (NT, T), bronshjon (S, T) och vågbandad barkbock (S). Av dessa är 1 rödlistade. För rödlistade arter har rödlistekategorin angivits inom parentes. Arter som är signalarter enligt Skogsstyrelsen har markerats med (S). Typiska arter inom Natura 2000 som är kopplade till skogsekosystem har markerats med (T).</w:t>
+        <w:t>Nedan följer beskrivningar av de naturvårdsarter och fridlysta arter som har sina livsmiljöer och växtplatser i den avverkningsanmälda skogen. De påträffade naturvårdsarterna är ett tydligt kvitto på att det rör sig om en skog med höga naturvärden.</w:t>
       </w:r>
     </w:p>
     <w:p>
       <w:r>
-        <w:t>De påträffade naturvårdsarterna är ett tydligt kvitto på att det rör sig om en skog med höga naturvärden.</w:t>
+        <w:rPr>
+          <w:b/>
+        </w:rPr>
+        <w:t>Violettgrå tagellav (NT)</w:t>
+      </w:r>
+      <w:r>
+        <w:t xml:space="preserve"> växer nästan uteslutande i gamla olikåldriga barrnaturskogar med lång skoglig kontinuitet och är en utmärkt signal på skog med höga naturvärden. Slutavverkning av tidigare aldrig slutavverkad skog (kontinuitetsskog) är det största hotet. Biotopen nyskapas i begränsad omfattning och barrskog äldre än 160 år, där den violettgrå tagellaven huvudsakligen påträffas har minskat med 50% de senaste 50 åren. Lågproduktiv skogsmark där laven förekommer bör undantas från skogsbruk och rika förekomster i äldre granskog bör skyddas. Arten är känslig för uttorkning och det är väsentligt att tillräckligt stora bestånd avsätts. Violettgrå tagellav är typisk art för </w:t>
+      </w:r>
+      <w:r>
+        <w:rPr>
+          <w:i/>
+        </w:rPr>
+        <w:t>9010 Taiga</w:t>
+      </w:r>
+      <w:r>
+        <w:t xml:space="preserve"> (SLU Artdatabanken, 2024; Nitare &amp; Skogsstyrelsen, 2019).</w:t>
       </w:r>
     </w:p>
     <w:p>
@@ -117,26 +137,6 @@
       </w:r>
       <w:r>
         <w:t xml:space="preserve"> (SLU Artdatabanken, 2025).</w:t>
-      </w:r>
-    </w:p>
-    <w:p>
-      <w:r>
-        <w:rPr>
-          <w:b/>
-        </w:rPr>
-        <w:t>Violettgrå tagellav (NT)</w:t>
-      </w:r>
-      <w:r>
-        <w:t xml:space="preserve"> växer nästan uteslutande i gamla olikåldriga barrnaturskogar med lång skoglig kontinuitet och är en utmärkt signal på skog med höga naturvärden. Slutavverkning av tidigare aldrig slutavverkad skog (kontinuitetsskog) är det största hotet. Biotopen nyskapas i begränsad omfattning och barrskog äldre än 160 år, där den violettgrå tagellaven huvudsakligen påträffas har minskat med 50% de senaste 50 åren. Lågproduktiv skogsmark där laven förekommer bör undantas från skogsbruk och rika förekomster i äldre granskog bör skyddas. Arten är känslig för uttorkning och det är väsentligt att tillräckligt stora bestånd avsätts. Violettgrå tagellav är typisk art för </w:t>
-      </w:r>
-      <w:r>
-        <w:rPr>
-          <w:i/>
-        </w:rPr>
-        <w:t>9010 Taiga</w:t>
-      </w:r>
-      <w:r>
-        <w:t xml:space="preserve"> (SLU Artdatabanken, 2024; Nitare &amp; Skogsstyrelsen, 2019).</w:t>
       </w:r>
     </w:p>
     <w:p>
@@ -278,7 +278,7 @@
     <w:r>
       <w:tab/>
       <w:tab/>
-      <w:t>2026-06-20</w:t>
+      <w:t>2026-06-21</w:t>
       <w:br/>
       <w:br/>
     </w:r>

--- a/tillsyn/A 30645-2025 tillsynsbegäran.docx
+++ b/tillsyn/A 30645-2025 tillsynsbegäran.docx
@@ -278,7 +278,7 @@
     <w:r>
       <w:tab/>
       <w:tab/>
-      <w:t>2026-06-21</w:t>
+      <w:t>2026-06-22</w:t>
       <w:br/>
       <w:br/>
     </w:r>

--- a/tillsyn/A 30645-2025 tillsynsbegäran.docx
+++ b/tillsyn/A 30645-2025 tillsynsbegäran.docx
@@ -278,7 +278,7 @@
     <w:r>
       <w:tab/>
       <w:tab/>
-      <w:t>2026-06-22</w:t>
+      <w:t>2026-06-23</w:t>
       <w:br/>
       <w:br/>
     </w:r>

--- a/tillsyn/A 30645-2025 tillsynsbegäran.docx
+++ b/tillsyn/A 30645-2025 tillsynsbegäran.docx
@@ -278,7 +278,7 @@
     <w:r>
       <w:tab/>
       <w:tab/>
-      <w:t>2026-06-23</w:t>
+      <w:t>2026-06-24</w:t>
       <w:br/>
       <w:br/>
     </w:r>

--- a/tillsyn/A 30645-2025 tillsynsbegäran.docx
+++ b/tillsyn/A 30645-2025 tillsynsbegäran.docx
@@ -278,7 +278,7 @@
     <w:r>
       <w:tab/>
       <w:tab/>
-      <w:t>2026-06-24</w:t>
+      <w:t>2026-06-25</w:t>
       <w:br/>
       <w:br/>
     </w:r>

--- a/tillsyn/A 30645-2025 tillsynsbegäran.docx
+++ b/tillsyn/A 30645-2025 tillsynsbegäran.docx
@@ -278,7 +278,7 @@
     <w:r>
       <w:tab/>
       <w:tab/>
-      <w:t>2026-06-25</w:t>
+      <w:t>2026-06-26</w:t>
       <w:br/>
       <w:br/>
     </w:r>

--- a/tillsyn/A 30645-2025 tillsynsbegäran.docx
+++ b/tillsyn/A 30645-2025 tillsynsbegäran.docx
@@ -278,7 +278,7 @@
     <w:r>
       <w:tab/>
       <w:tab/>
-      <w:t>2026-06-26</w:t>
+      <w:t>2026-06-27</w:t>
       <w:br/>
       <w:br/>
     </w:r>

--- a/tillsyn/A 30645-2025 tillsynsbegäran.docx
+++ b/tillsyn/A 30645-2025 tillsynsbegäran.docx
@@ -278,7 +278,7 @@
     <w:r>
       <w:tab/>
       <w:tab/>
-      <w:t>2026-06-27</w:t>
+      <w:t>2026-06-28</w:t>
       <w:br/>
       <w:br/>
     </w:r>

--- a/tillsyn/A 30645-2025 tillsynsbegäran.docx
+++ b/tillsyn/A 30645-2025 tillsynsbegäran.docx
@@ -278,7 +278,7 @@
     <w:r>
       <w:tab/>
       <w:tab/>
-      <w:t>2026-06-28</w:t>
+      <w:t>2026-06-29</w:t>
       <w:br/>
       <w:br/>
     </w:r>

--- a/tillsyn/A 30645-2025 tillsynsbegäran.docx
+++ b/tillsyn/A 30645-2025 tillsynsbegäran.docx
@@ -278,7 +278,7 @@
     <w:r>
       <w:tab/>
       <w:tab/>
-      <w:t>2026-06-29</w:t>
+      <w:t>2026-06-30</w:t>
       <w:br/>
       <w:br/>
     </w:r>

--- a/tillsyn/A 30645-2025 tillsynsbegäran.docx
+++ b/tillsyn/A 30645-2025 tillsynsbegäran.docx
@@ -278,7 +278,7 @@
     <w:r>
       <w:tab/>
       <w:tab/>
-      <w:t>2026-06-30</w:t>
+      <w:t>2026-07-01</w:t>
       <w:br/>
       <w:br/>
     </w:r>

--- a/tillsyn/A 30645-2025 tillsynsbegäran.docx
+++ b/tillsyn/A 30645-2025 tillsynsbegäran.docx
@@ -278,7 +278,7 @@
     <w:r>
       <w:tab/>
       <w:tab/>
-      <w:t>2026-07-01</w:t>
+      <w:t>2026-07-02</w:t>
       <w:br/>
       <w:br/>
     </w:r>

--- a/tillsyn/A 30645-2025 tillsynsbegäran.docx
+++ b/tillsyn/A 30645-2025 tillsynsbegäran.docx
@@ -278,7 +278,7 @@
     <w:r>
       <w:tab/>
       <w:tab/>
-      <w:t>2026-07-13</w:t>
+      <w:t>2026-07-14</w:t>
       <w:br/>
       <w:br/>
     </w:r>

--- a/tillsyn/A 30645-2025 tillsynsbegäran.docx
+++ b/tillsyn/A 30645-2025 tillsynsbegäran.docx
@@ -278,7 +278,7 @@
     <w:r>
       <w:tab/>
       <w:tab/>
-      <w:t>2026-07-14</w:t>
+      <w:t>2026-07-15</w:t>
       <w:br/>
       <w:br/>
     </w:r>

--- a/tillsyn/A 30645-2025 tillsynsbegäran.docx
+++ b/tillsyn/A 30645-2025 tillsynsbegäran.docx
@@ -278,7 +278,7 @@
     <w:r>
       <w:tab/>
       <w:tab/>
-      <w:t>2026-07-15</w:t>
+      <w:t>2026-07-16</w:t>
       <w:br/>
       <w:br/>
     </w:r>

--- a/tillsyn/A 30645-2025 tillsynsbegäran.docx
+++ b/tillsyn/A 30645-2025 tillsynsbegäran.docx
@@ -278,7 +278,7 @@
     <w:r>
       <w:tab/>
       <w:tab/>
-      <w:t>2026-07-16</w:t>
+      <w:t>2026-07-17</w:t>
       <w:br/>
       <w:br/>
     </w:r>

--- a/tillsyn/A 30645-2025 tillsynsbegäran.docx
+++ b/tillsyn/A 30645-2025 tillsynsbegäran.docx
@@ -278,7 +278,7 @@
     <w:r>
       <w:tab/>
       <w:tab/>
-      <w:t>2026-07-17</w:t>
+      <w:t>2026-07-18</w:t>
       <w:br/>
       <w:br/>
     </w:r>

--- a/tillsyn/A 30645-2025 tillsynsbegäran.docx
+++ b/tillsyn/A 30645-2025 tillsynsbegäran.docx
@@ -278,7 +278,7 @@
     <w:r>
       <w:tab/>
       <w:tab/>
-      <w:t>2026-07-18</w:t>
+      <w:t>2026-07-19</w:t>
       <w:br/>
       <w:br/>
     </w:r>

--- a/tillsyn/A 30645-2025 tillsynsbegäran.docx
+++ b/tillsyn/A 30645-2025 tillsynsbegäran.docx
@@ -278,7 +278,7 @@
     <w:r>
       <w:tab/>
       <w:tab/>
-      <w:t>2026-07-19</w:t>
+      <w:t>2026-07-20</w:t>
       <w:br/>
       <w:br/>
     </w:r>

--- a/tillsyn/A 30645-2025 tillsynsbegäran.docx
+++ b/tillsyn/A 30645-2025 tillsynsbegäran.docx
@@ -278,7 +278,7 @@
     <w:r>
       <w:tab/>
       <w:tab/>
-      <w:t>2026-07-20</w:t>
+      <w:t>2026-07-21</w:t>
       <w:br/>
       <w:br/>
     </w:r>

--- a/tillsyn/A 30645-2025 tillsynsbegäran.docx
+++ b/tillsyn/A 30645-2025 tillsynsbegäran.docx
@@ -278,7 +278,7 @@
     <w:r>
       <w:tab/>
       <w:tab/>
-      <w:t>2026-07-21</w:t>
+      <w:t>2026-07-22</w:t>
       <w:br/>
       <w:br/>
     </w:r>

--- a/tillsyn/A 30645-2025 tillsynsbegäran.docx
+++ b/tillsyn/A 30645-2025 tillsynsbegäran.docx
@@ -278,7 +278,7 @@
     <w:r>
       <w:tab/>
       <w:tab/>
-      <w:t>2026-07-22</w:t>
+      <w:t>2026-07-23</w:t>
       <w:br/>
       <w:br/>
     </w:r>

--- a/tillsyn/A 30645-2025 tillsynsbegäran.docx
+++ b/tillsyn/A 30645-2025 tillsynsbegäran.docx
@@ -278,7 +278,7 @@
     <w:r>
       <w:tab/>
       <w:tab/>
-      <w:t>2026-07-23</w:t>
+      <w:t>2026-07-24</w:t>
       <w:br/>
       <w:br/>
     </w:r>

--- a/tillsyn/A 30645-2025 tillsynsbegäran.docx
+++ b/tillsyn/A 30645-2025 tillsynsbegäran.docx
@@ -278,7 +278,7 @@
     <w:r>
       <w:tab/>
       <w:tab/>
-      <w:t>2026-07-24</w:t>
+      <w:t>2026-07-25</w:t>
       <w:br/>
       <w:br/>
     </w:r>

--- a/tillsyn/A 30645-2025 tillsynsbegäran.docx
+++ b/tillsyn/A 30645-2025 tillsynsbegäran.docx
@@ -278,7 +278,7 @@
     <w:r>
       <w:tab/>
       <w:tab/>
-      <w:t>2026-07-25</w:t>
+      <w:t>2026-07-26</w:t>
       <w:br/>
       <w:br/>
     </w:r>

--- a/tillsyn/A 30645-2025 tillsynsbegäran.docx
+++ b/tillsyn/A 30645-2025 tillsynsbegäran.docx
@@ -278,7 +278,7 @@
     <w:r>
       <w:tab/>
       <w:tab/>
-      <w:t>2026-07-26</w:t>
+      <w:t>2026-07-27</w:t>
       <w:br/>
       <w:br/>
     </w:r>

--- a/tillsyn/A 30645-2025 tillsynsbegäran.docx
+++ b/tillsyn/A 30645-2025 tillsynsbegäran.docx
@@ -278,7 +278,7 @@
     <w:r>
       <w:tab/>
       <w:tab/>
-      <w:t>2026-07-27</w:t>
+      <w:t>2026-07-28</w:t>
       <w:br/>
       <w:br/>
     </w:r>

--- a/tillsyn/A 30645-2025 tillsynsbegäran.docx
+++ b/tillsyn/A 30645-2025 tillsynsbegäran.docx
@@ -278,7 +278,7 @@
     <w:r>
       <w:tab/>
       <w:tab/>
-      <w:t>2026-07-28</w:t>
+      <w:t>2026-07-29</w:t>
       <w:br/>
       <w:br/>
     </w:r>

--- a/tillsyn/A 30645-2025 tillsynsbegäran.docx
+++ b/tillsyn/A 30645-2025 tillsynsbegäran.docx
@@ -278,7 +278,7 @@
     <w:r>
       <w:tab/>
       <w:tab/>
-      <w:t>2026-07-29</w:t>
+      <w:t>2026-07-30</w:t>
       <w:br/>
       <w:br/>
     </w:r>

--- a/tillsyn/A 30645-2025 tillsynsbegäran.docx
+++ b/tillsyn/A 30645-2025 tillsynsbegäran.docx
@@ -278,7 +278,7 @@
     <w:r>
       <w:tab/>
       <w:tab/>
-      <w:t>2026-07-30</w:t>
+      <w:t>2026-07-31</w:t>
       <w:br/>
       <w:br/>
     </w:r>

--- a/tillsyn/A 30645-2025 tillsynsbegäran.docx
+++ b/tillsyn/A 30645-2025 tillsynsbegäran.docx
@@ -278,7 +278,7 @@
     <w:r>
       <w:tab/>
       <w:tab/>
-      <w:t>2026-07-31</w:t>
+      <w:t>2026-08-01</w:t>
       <w:br/>
       <w:br/>
     </w:r>

--- a/tillsyn/A 30645-2025 tillsynsbegäran.docx
+++ b/tillsyn/A 30645-2025 tillsynsbegäran.docx
@@ -278,7 +278,7 @@
     <w:r>
       <w:tab/>
       <w:tab/>
-      <w:t>2026-08-01</w:t>
+      <w:t>2026-08-02</w:t>
       <w:br/>
       <w:br/>
     </w:r>

--- a/tillsyn/A 30645-2025 tillsynsbegäran.docx
+++ b/tillsyn/A 30645-2025 tillsynsbegäran.docx
@@ -278,7 +278,7 @@
     <w:r>
       <w:tab/>
       <w:tab/>
-      <w:t>2026-08-02</w:t>
+      <w:t>2026-08-03</w:t>
       <w:br/>
       <w:br/>
     </w:r>

--- a/tillsyn/A 30645-2025 tillsynsbegäran.docx
+++ b/tillsyn/A 30645-2025 tillsynsbegäran.docx
@@ -278,7 +278,7 @@
     <w:r>
       <w:tab/>
       <w:tab/>
-      <w:t>2026-08-03</w:t>
+      <w:t>2026-08-05</w:t>
       <w:br/>
       <w:br/>
     </w:r>

--- a/tillsyn/A 30645-2025 tillsynsbegäran.docx
+++ b/tillsyn/A 30645-2025 tillsynsbegäran.docx
@@ -278,7 +278,7 @@
     <w:r>
       <w:tab/>
       <w:tab/>
-      <w:t>2026-08-05</w:t>
+      <w:t>2026-08-07</w:t>
       <w:br/>
       <w:br/>
     </w:r>

--- a/tillsyn/A 30645-2025 tillsynsbegäran.docx
+++ b/tillsyn/A 30645-2025 tillsynsbegäran.docx
@@ -278,7 +278,7 @@
     <w:r>
       <w:tab/>
       <w:tab/>
-      <w:t>2026-08-07</w:t>
+      <w:t>2026-08-08</w:t>
       <w:br/>
       <w:br/>
     </w:r>

--- a/tillsyn/A 30645-2025 tillsynsbegäran.docx
+++ b/tillsyn/A 30645-2025 tillsynsbegäran.docx
@@ -60,7 +60,7 @@
         <w:spacing w:after="240"/>
       </w:pPr>
       <w:r>
-        <w:t>Figur 1. Fyndplatser för naturvårdsarter inom 22 meter från avverkningsanmälan. Markörer utan svart kant är placerade på fyndplatsen. Markörer med svart kant är placerade vid sidan av fyndplatsen har ett svart streck som visar fyndplatsens exakta position. Kartans mittpunktskoordinat är N 7089008, E 766288 i SWEREF 99 TM.</w:t>
+        <w:t>Figur 1. Fyndplatser för naturvårdsarter inom 22 meter från avverkningsanmälan. Markörer utan svart kant är placerade på fyndplatsen. Markörer med svart kant är placerade vid sidan av fyndplatsen och har ett svart streck som visar fyndplatsens exakta position. Kartans mittpunktskoordinat är N 7089008, E 766288 i SWEREF 99 TM.</w:t>
       </w:r>
     </w:p>
     <w:p>
@@ -278,7 +278,7 @@
     <w:r>
       <w:tab/>
       <w:tab/>
-      <w:t>2026-08-14</w:t>
+      <w:t>2026-08-15</w:t>
       <w:br/>
       <w:br/>
     </w:r>

--- a/tillsyn/A 30645-2025 tillsynsbegäran.docx
+++ b/tillsyn/A 30645-2025 tillsynsbegäran.docx
@@ -278,7 +278,7 @@
     <w:r>
       <w:tab/>
       <w:tab/>
-      <w:t>2026-08-15</w:t>
+      <w:t>2026-08-16</w:t>
       <w:br/>
       <w:br/>
     </w:r>

--- a/tillsyn/A 30645-2025 tillsynsbegäran.docx
+++ b/tillsyn/A 30645-2025 tillsynsbegäran.docx
@@ -278,7 +278,7 @@
     <w:r>
       <w:tab/>
       <w:tab/>
-      <w:t>2026-08-16</w:t>
+      <w:t>2026-08-17</w:t>
       <w:br/>
       <w:br/>
     </w:r>

--- a/tillsyn/A 30645-2025 tillsynsbegäran.docx
+++ b/tillsyn/A 30645-2025 tillsynsbegäran.docx
@@ -278,7 +278,7 @@
     <w:r>
       <w:tab/>
       <w:tab/>
-      <w:t>2026-08-17</w:t>
+      <w:t>2026-08-18</w:t>
       <w:br/>
       <w:br/>
     </w:r>

--- a/tillsyn/A 30645-2025 tillsynsbegäran.docx
+++ b/tillsyn/A 30645-2025 tillsynsbegäran.docx
@@ -278,7 +278,7 @@
     <w:r>
       <w:tab/>
       <w:tab/>
-      <w:t>2026-08-18</w:t>
+      <w:t>2026-08-19</w:t>
       <w:br/>
       <w:br/>
     </w:r>

--- a/tillsyn/A 30645-2025 tillsynsbegäran.docx
+++ b/tillsyn/A 30645-2025 tillsynsbegäran.docx
@@ -278,7 +278,7 @@
     <w:r>
       <w:tab/>
       <w:tab/>
-      <w:t>2026-08-19</w:t>
+      <w:t>2026-08-20</w:t>
       <w:br/>
       <w:br/>
     </w:r>

--- a/tillsyn/A 30645-2025 tillsynsbegäran.docx
+++ b/tillsyn/A 30645-2025 tillsynsbegäran.docx
@@ -278,7 +278,7 @@
     <w:r>
       <w:tab/>
       <w:tab/>
-      <w:t>2026-08-20</w:t>
+      <w:t>2026-08-21</w:t>
       <w:br/>
       <w:br/>
     </w:r>

--- a/tillsyn/A 30645-2025 tillsynsbegäran.docx
+++ b/tillsyn/A 30645-2025 tillsynsbegäran.docx
@@ -278,7 +278,7 @@
     <w:r>
       <w:tab/>
       <w:tab/>
-      <w:t>2026-08-21</w:t>
+      <w:t>2026-08-22</w:t>
       <w:br/>
       <w:br/>
     </w:r>

--- a/tillsyn/A 30645-2025 tillsynsbegäran.docx
+++ b/tillsyn/A 30645-2025 tillsynsbegäran.docx
@@ -278,7 +278,7 @@
     <w:r>
       <w:tab/>
       <w:tab/>
-      <w:t>2026-08-22</w:t>
+      <w:t>2026-08-23</w:t>
       <w:br/>
       <w:br/>
     </w:r>

--- a/tillsyn/A 30645-2025 tillsynsbegäran.docx
+++ b/tillsyn/A 30645-2025 tillsynsbegäran.docx
@@ -278,7 +278,7 @@
     <w:r>
       <w:tab/>
       <w:tab/>
-      <w:t>2026-08-23</w:t>
+      <w:t>2026-08-24</w:t>
       <w:br/>
       <w:br/>
     </w:r>

--- a/tillsyn/A 30645-2025 tillsynsbegäran.docx
+++ b/tillsyn/A 30645-2025 tillsynsbegäran.docx
@@ -278,7 +278,7 @@
     <w:r>
       <w:tab/>
       <w:tab/>
-      <w:t>2026-08-24</w:t>
+      <w:t>2026-08-25</w:t>
       <w:br/>
       <w:br/>
     </w:r>

--- a/tillsyn/A 30645-2025 tillsynsbegäran.docx
+++ b/tillsyn/A 30645-2025 tillsynsbegäran.docx
@@ -278,7 +278,7 @@
     <w:r>
       <w:tab/>
       <w:tab/>
-      <w:t>2026-08-25</w:t>
+      <w:t>2026-08-26</w:t>
       <w:br/>
       <w:br/>
     </w:r>

--- a/tillsyn/A 30645-2025 tillsynsbegäran.docx
+++ b/tillsyn/A 30645-2025 tillsynsbegäran.docx
@@ -278,7 +278,7 @@
     <w:r>
       <w:tab/>
       <w:tab/>
-      <w:t>2026-08-26</w:t>
+      <w:t>2026-08-27</w:t>
       <w:br/>
       <w:br/>
     </w:r>

--- a/tillsyn/A 30645-2025 tillsynsbegäran.docx
+++ b/tillsyn/A 30645-2025 tillsynsbegäran.docx
@@ -278,7 +278,7 @@
     <w:r>
       <w:tab/>
       <w:tab/>
-      <w:t>2026-08-27</w:t>
+      <w:t>2026-08-28</w:t>
       <w:br/>
       <w:br/>
     </w:r>

--- a/tillsyn/A 30645-2025 tillsynsbegäran.docx
+++ b/tillsyn/A 30645-2025 tillsynsbegäran.docx
@@ -278,7 +278,7 @@
     <w:r>
       <w:tab/>
       <w:tab/>
-      <w:t>2026-08-28</w:t>
+      <w:t>2026-08-29</w:t>
       <w:br/>
       <w:br/>
     </w:r>

--- a/tillsyn/A 30645-2025 tillsynsbegäran.docx
+++ b/tillsyn/A 30645-2025 tillsynsbegäran.docx
@@ -278,7 +278,7 @@
     <w:r>
       <w:tab/>
       <w:tab/>
-      <w:t>2026-08-29</w:t>
+      <w:t>2026-08-31</w:t>
       <w:br/>
       <w:br/>
     </w:r>

--- a/tillsyn/A 30645-2025 tillsynsbegäran.docx
+++ b/tillsyn/A 30645-2025 tillsynsbegäran.docx
@@ -278,7 +278,7 @@
     <w:r>
       <w:tab/>
       <w:tab/>
-      <w:t>2026-08-31</w:t>
+      <w:t>2026-09-01</w:t>
       <w:br/>
       <w:br/>
     </w:r>

--- a/tillsyn/A 30645-2025 tillsynsbegäran.docx
+++ b/tillsyn/A 30645-2025 tillsynsbegäran.docx
@@ -278,7 +278,7 @@
     <w:r>
       <w:tab/>
       <w:tab/>
-      <w:t>2026-09-01</w:t>
+      <w:t>2026-09-02</w:t>
       <w:br/>
       <w:br/>
     </w:r>

--- a/tillsyn/A 30645-2025 tillsynsbegäran.docx
+++ b/tillsyn/A 30645-2025 tillsynsbegäran.docx
@@ -278,7 +278,7 @@
     <w:r>
       <w:tab/>
       <w:tab/>
-      <w:t>2026-09-02</w:t>
+      <w:t>2026-09-03</w:t>
       <w:br/>
       <w:br/>
     </w:r>

--- a/tillsyn/A 30645-2025 tillsynsbegäran.docx
+++ b/tillsyn/A 30645-2025 tillsynsbegäran.docx
@@ -278,7 +278,7 @@
     <w:r>
       <w:tab/>
       <w:tab/>
-      <w:t>2026-09-03</w:t>
+      <w:t>2026-09-04</w:t>
       <w:br/>
       <w:br/>
     </w:r>

--- a/tillsyn/A 30645-2025 tillsynsbegäran.docx
+++ b/tillsyn/A 30645-2025 tillsynsbegäran.docx
@@ -278,7 +278,7 @@
     <w:r>
       <w:tab/>
       <w:tab/>
-      <w:t>2026-09-04</w:t>
+      <w:t>2026-09-05</w:t>
       <w:br/>
       <w:br/>
     </w:r>

--- a/tillsyn/A 30645-2025 tillsynsbegäran.docx
+++ b/tillsyn/A 30645-2025 tillsynsbegäran.docx
@@ -278,7 +278,7 @@
     <w:r>
       <w:tab/>
       <w:tab/>
-      <w:t>2026-09-05</w:t>
+      <w:t>2026-09-06</w:t>
       <w:br/>
       <w:br/>
     </w:r>

--- a/tillsyn/A 30645-2025 tillsynsbegäran.docx
+++ b/tillsyn/A 30645-2025 tillsynsbegäran.docx
@@ -278,7 +278,7 @@
     <w:r>
       <w:tab/>
       <w:tab/>
-      <w:t>2026-09-06</w:t>
+      <w:t>2026-09-07</w:t>
       <w:br/>
       <w:br/>
     </w:r>

--- a/tillsyn/A 30645-2025 tillsynsbegäran.docx
+++ b/tillsyn/A 30645-2025 tillsynsbegäran.docx
@@ -278,7 +278,7 @@
     <w:r>
       <w:tab/>
       <w:tab/>
-      <w:t>2026-09-07</w:t>
+      <w:t>2026-09-08</w:t>
       <w:br/>
       <w:br/>
     </w:r>

--- a/tillsyn/A 30645-2025 tillsynsbegäran.docx
+++ b/tillsyn/A 30645-2025 tillsynsbegäran.docx
@@ -278,7 +278,7 @@
     <w:r>
       <w:tab/>
       <w:tab/>
-      <w:t>2026-09-08</w:t>
+      <w:t>2026-09-09</w:t>
       <w:br/>
       <w:br/>
     </w:r>

--- a/tillsyn/A 30645-2025 tillsynsbegäran.docx
+++ b/tillsyn/A 30645-2025 tillsynsbegäran.docx
@@ -278,7 +278,7 @@
     <w:r>
       <w:tab/>
       <w:tab/>
-      <w:t>2026-09-09</w:t>
+      <w:t>2026-09-10</w:t>
       <w:br/>
       <w:br/>
     </w:r>

--- a/tillsyn/A 30645-2025 tillsynsbegäran.docx
+++ b/tillsyn/A 30645-2025 tillsynsbegäran.docx
@@ -278,7 +278,7 @@
     <w:r>
       <w:tab/>
       <w:tab/>
-      <w:t>2026-09-10</w:t>
+      <w:t>2026-09-11</w:t>
       <w:br/>
       <w:br/>
     </w:r>

--- a/tillsyn/A 30645-2025 tillsynsbegäran.docx
+++ b/tillsyn/A 30645-2025 tillsynsbegäran.docx
@@ -278,7 +278,7 @@
     <w:r>
       <w:tab/>
       <w:tab/>
-      <w:t>2026-09-11</w:t>
+      <w:t>2026-09-12</w:t>
       <w:br/>
       <w:br/>
     </w:r>
